--- a/pr-preview/pr-357/chapters/slides-posters-figures-tracked-changes.docx
+++ b/pr-preview/pr-357/chapters/slides-posters-figures-tracked-changes.docx
@@ -16,7 +16,7 @@
       </w:pPr>
       <w:del w:id="1" w:author="PR Preview" w:date="2026-01-01T00:00:00Z">
         <w:r>
-          <w:delText xml:space="preserve">Last modified: 2026-10-25 19:48:50 (PDT)</w:delText>
+          <w:delText xml:space="preserve">Last modified: 2026-10-26 01:27:11 (PDT)</w:delText>
         </w:r>
       </w:del>
     </w:p>
@@ -26,7 +26,7 @@
       </w:pPr>
       <w:ins w:id="2" w:author="PR Preview" w:date="2026-01-01T00:00:00Z">
         <w:r>
-          <w:t xml:space="preserve">Last modified: 2026-10-26 00:43:48 (PDT)</w:t>
+          <w:t xml:space="preserve">Last modified: 2026-10-26 01:28:21 (PDT)</w:t>
         </w:r>
       </w:ins>
     </w:p>
@@ -873,7 +873,7 @@
       </w:ins>
       <w:ins w:id="5" w:author="PR Preview" w:date="2026-01-01T00:00:00Z">
         <w:r>
-          <w:t xml:space="preserve">so a reader who sees only the float learns its point without following a link.</w:t>
+          <w:t xml:space="preserve">so a reader who sees only the figure or table learns its point without following a link.</w:t>
         </w:r>
       </w:ins>
       <w:ins w:id="6" w:author="PR Preview" w:date="2026-01-01T00:00:00Z">
@@ -883,7 +883,7 @@
       </w:ins>
       <w:ins w:id="7" w:author="PR Preview" w:date="2026-01-01T00:00:00Z">
         <w:r>
-          <w:t xml:space="preserve">A cross-reference to the example or section it illustrates may follow as support,</w:t>
+          <w:t xml:space="preserve">A cross-reference to the example or section that the figure or table illustrates may support that sentence,</w:t>
         </w:r>
       </w:ins>
       <w:ins w:id="8" w:author="PR Preview" w:date="2026-01-01T00:00:00Z">
@@ -893,7 +893,7 @@
       </w:ins>
       <w:ins w:id="9" w:author="PR Preview" w:date="2026-01-01T00:00:00Z">
         <w:r>
-          <w:t xml:space="preserve">but it never replaces that sentence:</w:t>
+          <w:t xml:space="preserve">placed after the sentence or in parentheses within it,</w:t>
         </w:r>
       </w:ins>
       <w:ins w:id="10" w:author="PR Preview" w:date="2026-01-01T00:00:00Z">
@@ -903,7 +903,7 @@
       </w:ins>
       <w:ins w:id="11" w:author="PR Preview" w:date="2026-01-01T00:00:00Z">
         <w:r>
-          <w:t xml:space="preserve">“The slope of the logistic function at the scores of</w:t>
+          <w:t xml:space="preserve">but the cross-reference never replaces the sentence.</w:t>
         </w:r>
       </w:ins>
       <w:ins w:id="12" w:author="PR Preview" w:date="2026-01-01T00:00:00Z">
@@ -913,16 +913,21 @@
       </w:ins>
       <w:ins w:id="13" w:author="PR Preview" w:date="2026-01-01T00:00:00Z">
         <w:r>
-          <w:rPr>
-            <w:b/>
-            <w:bCs/>
-          </w:rPr>
-          <w:t xml:space="preserve">?@exm-x</w:t>
+          <w:t xml:space="preserve">Two captions for the same figure show the difference:</w:t>
         </w:r>
       </w:ins>
+    </w:p>
+    <w:p>
+      <w:pPr>
+        <w:pStyle w:val="Compact"/>
+        <w:numPr>
+          <w:ilvl w:val="0"/>
+          <w:numId w:val="1004"/>
+        </w:numPr>
+      </w:pPr>
       <w:ins w:id="14" w:author="PR Preview" w:date="2026-01-01T00:00:00Z">
         <w:r>
-          <w:t xml:space="preserve">”</w:t>
+          <w:t xml:space="preserve">Pointer only:</w:t>
         </w:r>
       </w:ins>
       <w:ins w:id="15" w:author="PR Preview" w:date="2026-01-01T00:00:00Z">
@@ -932,7 +937,7 @@
       </w:ins>
       <w:ins w:id="16" w:author="PR Preview" w:date="2026-01-01T00:00:00Z">
         <w:r>
-          <w:t xml:space="preserve">says nothing until the reader looks up the example,</w:t>
+          <w:t xml:space="preserve">“The symmetry of</w:t>
         </w:r>
       </w:ins>
       <w:ins w:id="17" w:author="PR Preview" w:date="2026-01-01T00:00:00Z">
@@ -942,31 +947,39 @@
       </w:ins>
       <w:ins w:id="18" w:author="PR Preview" w:date="2026-01-01T00:00:00Z">
         <w:r>
-          <w:t xml:space="preserve">while</w:t>
+          <w:rPr>
+            <w:rStyle w:val="VerbatimChar"/>
+          </w:rPr>
+          <w:t xml:space="preserve">@exm-x</w:t>
         </w:r>
       </w:ins>
       <w:ins w:id="19" w:author="PR Preview" w:date="2026-01-01T00:00:00Z">
         <w:r>
-          <w:t xml:space="preserve"> </w:t>
+          <w:t xml:space="preserve">.”</w:t>
         </w:r>
       </w:ins>
       <w:ins w:id="20" w:author="PR Preview" w:date="2026-01-01T00:00:00Z">
         <w:r>
-          <w:t xml:space="preserve">“The slope of the logistic function falls from its peak at 0 to near zero at 5 (</w:t>
+          <w:t xml:space="preserve"> </w:t>
         </w:r>
       </w:ins>
       <w:ins w:id="21" w:author="PR Preview" w:date="2026-01-01T00:00:00Z">
         <w:r>
-          <w:rPr>
-            <w:b/>
-            <w:bCs/>
-          </w:rPr>
-          <w:t xml:space="preserve">?@exm-x</w:t>
+          <w:t xml:space="preserve">The reader learns nothing until following the link.</w:t>
         </w:r>
       </w:ins>
+    </w:p>
+    <w:p>
+      <w:pPr>
+        <w:pStyle w:val="Compact"/>
+        <w:numPr>
+          <w:ilvl w:val="0"/>
+          <w:numId w:val="1004"/>
+        </w:numPr>
+      </w:pPr>
       <w:ins w:id="22" w:author="PR Preview" w:date="2026-01-01T00:00:00Z">
         <w:r>
-          <w:t xml:space="preserve">)”</w:t>
+          <w:t xml:space="preserve">Self-contained:</w:t>
         </w:r>
       </w:ins>
       <w:ins w:id="23" w:author="PR Preview" w:date="2026-01-01T00:00:00Z">
@@ -976,59 +989,82 @@
       </w:ins>
       <w:ins w:id="24" w:author="PR Preview" w:date="2026-01-01T00:00:00Z">
         <w:r>
-          <w:t xml:space="preserve">does.</w:t>
+          <w:t xml:space="preserve">“The logistic function at -2 is as high as one minus its value at 2 (</w:t>
         </w:r>
       </w:ins>
+      <w:ins w:id="25" w:author="PR Preview" w:date="2026-01-01T00:00:00Z">
+        <w:r>
+          <w:rPr>
+            <w:rStyle w:val="VerbatimChar"/>
+          </w:rPr>
+          <w:t xml:space="preserve">@exm-x</w:t>
+        </w:r>
+      </w:ins>
+      <w:ins w:id="26" w:author="PR Preview" w:date="2026-01-01T00:00:00Z">
+        <w:r>
+          <w:t xml:space="preserve">).”</w:t>
+        </w:r>
+      </w:ins>
+      <w:ins w:id="27" w:author="PR Preview" w:date="2026-01-01T00:00:00Z">
+        <w:r>
+          <w:t xml:space="preserve"> </w:t>
+        </w:r>
+      </w:ins>
+      <w:ins w:id="28" w:author="PR Preview" w:date="2026-01-01T00:00:00Z">
+        <w:r>
+          <w:t xml:space="preserve">The reader learns the point at once.</w:t>
+        </w:r>
+      </w:ins>
+    </w:p>
+    <w:p>
+      <w:pPr>
+        <w:pStyle w:val="FirstParagraph"/>
+      </w:pPr>
+      <w:r>
+        <w:t xml:space="preserve">Lead with a well-labeled figure or table</w:t>
+      </w:r>
+      <w:r>
+        <w:t xml:space="preserve"> </w:t>
+      </w:r>
+      <w:r>
+        <w:t xml:space="preserve">instead of a long paragraph that describes a pipeline or compares groups.</w:t>
+      </w:r>
+      <w:r>
+        <w:t xml:space="preserve"> </w:t>
+      </w:r>
+      <w:r>
+        <w:t xml:space="preserve">Use a diagram for a conceptual model, such as a directed acyclic graph (DAG),</w:t>
+      </w:r>
+      <w:r>
+        <w:t xml:space="preserve"> </w:t>
+      </w:r>
+      <w:r>
+        <w:t xml:space="preserve">and for a process, such as a participant flow (CONSORT) diagram or a workflow schematic.</w:t>
+      </w:r>
+      <w:r>
+        <w:t xml:space="preserve"> </w:t>
+      </w:r>
+      <w:r>
+        <w:t xml:space="preserve">Let the text interpret what the figure shows</w:t>
+      </w:r>
+      <w:r>
+        <w:t xml:space="preserve"> </w:t>
+      </w:r>
+      <w:r>
+        <w:t xml:space="preserve">instead of listing every number the reader can already see in it.</w:t>
+      </w:r>
+      <w:r>
+        <w:t xml:space="preserve"> </w:t>
+      </w:r>
+      <w:r>
+        <w:t xml:space="preserve">Give the key estimates in the text and point to the figure for the rest.</w:t>
+      </w:r>
     </w:p>
     <w:p>
       <w:pPr>
         <w:pStyle w:val="BodyText"/>
       </w:pPr>
       <w:r>
-        <w:t xml:space="preserve">Lead with a well-labeled figure or table</w:t>
-      </w:r>
-      <w:r>
-        <w:t xml:space="preserve"> </w:t>
-      </w:r>
-      <w:r>
-        <w:t xml:space="preserve">instead of a long paragraph that describes a pipeline or compares groups.</w:t>
-      </w:r>
-      <w:r>
-        <w:t xml:space="preserve"> </w:t>
-      </w:r>
-      <w:r>
-        <w:t xml:space="preserve">Use a diagram for a conceptual model, such as a directed acyclic graph (DAG),</w:t>
-      </w:r>
-      <w:r>
-        <w:t xml:space="preserve"> </w:t>
-      </w:r>
-      <w:r>
-        <w:t xml:space="preserve">and for a process, such as a participant flow (CONSORT) diagram or a workflow schematic.</w:t>
-      </w:r>
-      <w:r>
-        <w:t xml:space="preserve"> </w:t>
-      </w:r>
-      <w:r>
-        <w:t xml:space="preserve">Let the text interpret what the figure shows</w:t>
-      </w:r>
-      <w:r>
-        <w:t xml:space="preserve"> </w:t>
-      </w:r>
-      <w:r>
-        <w:t xml:space="preserve">instead of listing every number the reader can already see in it.</w:t>
-      </w:r>
-      <w:r>
-        <w:t xml:space="preserve"> </w:t>
-      </w:r>
-      <w:r>
-        <w:t xml:space="preserve">Give the key estimates in the text and point to the figure for the rest.</w:t>
-      </w:r>
-    </w:p>
-    <w:p>
-      <w:pPr>
-        <w:pStyle w:val="BodyText"/>
-      </w:pPr>
-      <w:r>
         <w:t xml:space="preserve">A clear figure lets a reader check a result without help from the text.</w:t>
       </w:r>
       <w:r>
@@ -1043,7 +1079,7 @@
         <w:pStyle w:val="Compact"/>
         <w:numPr>
           <w:ilvl w:val="0"/>
-          <w:numId w:val="1004"/>
+          <w:numId w:val="1005"/>
         </w:numPr>
       </w:pPr>
       <w:r>
@@ -1055,7 +1091,7 @@
         <w:pStyle w:val="Compact"/>
         <w:numPr>
           <w:ilvl w:val="0"/>
-          <w:numId w:val="1004"/>
+          <w:numId w:val="1005"/>
         </w:numPr>
       </w:pPr>
       <w:r>
@@ -1067,7 +1103,7 @@
         <w:pStyle w:val="Compact"/>
         <w:numPr>
           <w:ilvl w:val="0"/>
-          <w:numId w:val="1004"/>
+          <w:numId w:val="1005"/>
         </w:numPr>
       </w:pPr>
       <w:r>
@@ -1079,7 +1115,7 @@
         <w:pStyle w:val="Compact"/>
         <w:numPr>
           <w:ilvl w:val="0"/>
-          <w:numId w:val="1004"/>
+          <w:numId w:val="1005"/>
         </w:numPr>
       </w:pPr>
       <w:r>
@@ -1121,7 +1157,7 @@
         <w:pStyle w:val="Compact"/>
         <w:numPr>
           <w:ilvl w:val="0"/>
-          <w:numId w:val="1004"/>
+          <w:numId w:val="1005"/>
         </w:numPr>
       </w:pPr>
       <w:r>
@@ -1160,7 +1196,7 @@
         <w:pStyle w:val="Compact"/>
         <w:numPr>
           <w:ilvl w:val="0"/>
-          <w:numId w:val="1004"/>
+          <w:numId w:val="1005"/>
         </w:numPr>
       </w:pPr>
       <w:r>
@@ -1172,7 +1208,7 @@
         <w:pStyle w:val="Compact"/>
         <w:numPr>
           <w:ilvl w:val="0"/>
-          <w:numId w:val="1004"/>
+          <w:numId w:val="1005"/>
         </w:numPr>
       </w:pPr>
       <w:r>
@@ -1245,7 +1281,7 @@
         <w:pStyle w:val="Compact"/>
         <w:numPr>
           <w:ilvl w:val="0"/>
-          <w:numId w:val="1004"/>
+          <w:numId w:val="1005"/>
         </w:numPr>
       </w:pPr>
       <w:r>
@@ -1257,7 +1293,7 @@
         <w:pStyle w:val="Compact"/>
         <w:numPr>
           <w:ilvl w:val="0"/>
-          <w:numId w:val="1004"/>
+          <w:numId w:val="1005"/>
         </w:numPr>
       </w:pPr>
       <w:r>
@@ -1275,7 +1311,7 @@
         <w:pStyle w:val="Compact"/>
         <w:numPr>
           <w:ilvl w:val="0"/>
-          <w:numId w:val="1004"/>
+          <w:numId w:val="1005"/>
         </w:numPr>
       </w:pPr>
       <w:r>
@@ -1338,7 +1374,7 @@
         <w:pStyle w:val="Compact"/>
         <w:numPr>
           <w:ilvl w:val="0"/>
-          <w:numId w:val="1004"/>
+          <w:numId w:val="1005"/>
         </w:numPr>
       </w:pPr>
       <w:r>
@@ -1350,7 +1386,7 @@
         <w:pStyle w:val="Compact"/>
         <w:numPr>
           <w:ilvl w:val="0"/>
-          <w:numId w:val="1004"/>
+          <w:numId w:val="1005"/>
         </w:numPr>
       </w:pPr>
       <w:r>
@@ -1362,7 +1398,7 @@
         <w:pStyle w:val="Compact"/>
         <w:numPr>
           <w:ilvl w:val="0"/>
-          <w:numId w:val="1004"/>
+          <w:numId w:val="1005"/>
         </w:numPr>
       </w:pPr>
       <w:r>
@@ -1382,7 +1418,7 @@
         <w:pStyle w:val="Compact"/>
         <w:numPr>
           <w:ilvl w:val="0"/>
-          <w:numId w:val="1005"/>
+          <w:numId w:val="1006"/>
         </w:numPr>
       </w:pPr>
       <w:r>
@@ -1400,7 +1436,7 @@
         <w:pStyle w:val="Compact"/>
         <w:numPr>
           <w:ilvl w:val="0"/>
-          <w:numId w:val="1005"/>
+          <w:numId w:val="1006"/>
         </w:numPr>
       </w:pPr>
       <w:hyperlink r:id="rId22">
@@ -1489,7 +1525,7 @@
         <w:pStyle w:val="Compact"/>
         <w:numPr>
           <w:ilvl w:val="0"/>
-          <w:numId w:val="1006"/>
+          <w:numId w:val="1007"/>
         </w:numPr>
       </w:pPr>
       <w:r>
@@ -1507,7 +1543,7 @@
         <w:pStyle w:val="Compact"/>
         <w:numPr>
           <w:ilvl w:val="0"/>
-          <w:numId w:val="1006"/>
+          <w:numId w:val="1007"/>
         </w:numPr>
       </w:pPr>
       <w:r>
@@ -1525,7 +1561,7 @@
         <w:pStyle w:val="Compact"/>
         <w:numPr>
           <w:ilvl w:val="0"/>
-          <w:numId w:val="1006"/>
+          <w:numId w:val="1007"/>
         </w:numPr>
       </w:pPr>
       <w:r>
@@ -1543,7 +1579,7 @@
         <w:pStyle w:val="Compact"/>
         <w:numPr>
           <w:ilvl w:val="0"/>
-          <w:numId w:val="1006"/>
+          <w:numId w:val="1007"/>
         </w:numPr>
       </w:pPr>
       <w:r>
@@ -1601,7 +1637,7 @@
         <w:pStyle w:val="Compact"/>
         <w:numPr>
           <w:ilvl w:val="0"/>
-          <w:numId w:val="1006"/>
+          <w:numId w:val="1007"/>
         </w:numPr>
       </w:pPr>
       <w:r>
@@ -2235,6 +2271,9 @@
     <w:abstractNumId w:val="991"/>
   </w:num>
   <w:num w:numId="1006">
+    <w:abstractNumId w:val="991"/>
+  </w:num>
+  <w:num w:numId="1007">
     <w:abstractNumId w:val="991"/>
   </w:num>
 </w:numbering>

--- a/pr-preview/pr-357/chapters/slides-posters-figures-tracked-changes.docx
+++ b/pr-preview/pr-357/chapters/slides-posters-figures-tracked-changes.docx
@@ -16,7 +16,7 @@
       </w:pPr>
       <w:del w:id="1" w:author="PR Preview" w:date="2026-01-01T00:00:00Z">
         <w:r>
-          <w:delText xml:space="preserve">Last modified: 2026-10-26 01:27:11 (PDT)</w:delText>
+          <w:delText xml:space="preserve">Last modified: 2026-10-26 01:33:48 (PDT)</w:delText>
         </w:r>
       </w:del>
     </w:p>
@@ -26,7 +26,7 @@
       </w:pPr>
       <w:ins w:id="2" w:author="PR Preview" w:date="2026-01-01T00:00:00Z">
         <w:r>
-          <w:t xml:space="preserve">Last modified: 2026-10-26 01:28:21 (PDT)</w:t>
+          <w:t xml:space="preserve">Last modified: 2026-10-26 01:40:54 (PDT)</w:t>
         </w:r>
       </w:ins>
     </w:p>
@@ -893,7 +893,7 @@
       </w:ins>
       <w:ins w:id="9" w:author="PR Preview" w:date="2026-01-01T00:00:00Z">
         <w:r>
-          <w:t xml:space="preserve">placed after the sentence or in parentheses within it,</w:t>
+          <w:t xml:space="preserve">either after the sentence or in parentheses within the sentence,</w:t>
         </w:r>
       </w:ins>
       <w:ins w:id="10" w:author="PR Preview" w:date="2026-01-01T00:00:00Z">
@@ -989,10 +989,76 @@
       </w:ins>
       <w:ins w:id="24" w:author="PR Preview" w:date="2026-01-01T00:00:00Z">
         <w:r>
-          <w:t xml:space="preserve">“The logistic function at -2 is as high as one minus its value at 2 (</w:t>
+          <w:t xml:space="preserve">“The logistic function at</w:t>
         </w:r>
       </w:ins>
       <w:ins w:id="25" w:author="PR Preview" w:date="2026-01-01T00:00:00Z">
+        <w:r>
+          <w:t xml:space="preserve"> </w:t>
+        </w:r>
+      </w:ins>
+      <m:oMath>
+        <m:r>
+          <m:rPr>
+            <m:sty m:val="p"/>
+          </m:rPr>
+          <m:t>−</m:t>
+        </m:r>
+        <m:r>
+          <m:t>2</m:t>
+        </m:r>
+      </m:oMath>
+      <w:ins w:id="26" w:author="PR Preview" w:date="2026-01-01T00:00:00Z">
+        <w:r>
+          <w:t xml:space="preserve"> </w:t>
+        </w:r>
+      </w:ins>
+      <w:ins w:id="27" w:author="PR Preview" w:date="2026-01-01T00:00:00Z">
+        <w:r>
+          <w:t xml:space="preserve">is as high as</w:t>
+        </w:r>
+      </w:ins>
+      <w:ins w:id="28" w:author="PR Preview" w:date="2026-01-01T00:00:00Z">
+        <w:r>
+          <w:t xml:space="preserve"> </w:t>
+        </w:r>
+      </w:ins>
+      <m:oMath>
+        <m:r>
+          <m:t>1</m:t>
+        </m:r>
+      </m:oMath>
+      <w:ins w:id="29" w:author="PR Preview" w:date="2026-01-01T00:00:00Z">
+        <w:r>
+          <w:t xml:space="preserve"> </w:t>
+        </w:r>
+      </w:ins>
+      <w:ins w:id="30" w:author="PR Preview" w:date="2026-01-01T00:00:00Z">
+        <w:r>
+          <w:t xml:space="preserve">minus its value at</w:t>
+        </w:r>
+      </w:ins>
+      <w:ins w:id="31" w:author="PR Preview" w:date="2026-01-01T00:00:00Z">
+        <w:r>
+          <w:t xml:space="preserve"> </w:t>
+        </w:r>
+      </w:ins>
+      <m:oMath>
+        <m:r>
+          <m:t>2</m:t>
+        </m:r>
+      </m:oMath>
+      <w:ins w:id="32" w:author="PR Preview" w:date="2026-01-01T00:00:00Z">
+        <w:r>
+          <w:t xml:space="preserve"> </w:t>
+        </w:r>
+      </w:ins>
+      <w:ins w:id="33" w:author="PR Preview" w:date="2026-01-01T00:00:00Z">
+        <w:r>
+          <w:t xml:space="preserve">(</w:t>
+        </w:r>
+      </w:ins>
+      <w:ins w:id="34" w:author="PR Preview" w:date="2026-01-01T00:00:00Z">
         <w:r>
           <w:rPr>
             <w:rStyle w:val="VerbatimChar"/>
@@ -1000,17 +1066,17 @@
           <w:t xml:space="preserve">@exm-x</w:t>
         </w:r>
       </w:ins>
-      <w:ins w:id="26" w:author="PR Preview" w:date="2026-01-01T00:00:00Z">
+      <w:ins w:id="35" w:author="PR Preview" w:date="2026-01-01T00:00:00Z">
         <w:r>
           <w:t xml:space="preserve">).”</w:t>
         </w:r>
       </w:ins>
-      <w:ins w:id="27" w:author="PR Preview" w:date="2026-01-01T00:00:00Z">
+      <w:ins w:id="36" w:author="PR Preview" w:date="2026-01-01T00:00:00Z">
         <w:r>
           <w:t xml:space="preserve"> </w:t>
         </w:r>
       </w:ins>
-      <w:ins w:id="28" w:author="PR Preview" w:date="2026-01-01T00:00:00Z">
+      <w:ins w:id="37" w:author="PR Preview" w:date="2026-01-01T00:00:00Z">
         <w:r>
           <w:t xml:space="preserve">The reader learns the point at once.</w:t>
         </w:r>
